--- a/Coding 2 - year/Unit 3 - Advanced Functions & Algorithms/Daily Lesson Plans/Word/Day 14.docx
+++ b/Coding 2 - year/Unit 3 - Advanced Functions & Algorithms/Daily Lesson Plans/Word/Day 14.docx
@@ -50,12 +50,15 @@
               </w:rPr>
               <w:t xml:space="preserve">Coding II — Full Year</w:t>
             </w:r>
-          </w:p>
-          <w:p>
-            <w:pPr>
-              <w:spacing w:before="40"/>
-              <w:jc w:val="center"/>
-            </w:pPr>
+            <w:r>
+              <w:rPr>
+                <w:rFonts w:ascii="Arial" w:cs="Arial" w:eastAsia="Arial" w:hAnsi="Arial"/>
+                <w:sz w:val="16"/>
+                <w:szCs w:val="16"/>
+              </w:rPr>
+              <w:br/>
+              <w:t xml:space="preserve"/>
+            </w:r>
             <w:r>
               <w:rPr>
                 <w:rFonts w:ascii="Arial" w:cs="Arial" w:eastAsia="Arial" w:hAnsi="Arial"/>
@@ -83,7 +86,7 @@
           <w:rFonts w:ascii="Arial" w:cs="Arial" w:eastAsia="Arial" w:hAnsi="Arial"/>
           <w:b/>
           <w:bCs/>
-          <w:color w:val="0D3B1F"/>
+          <w:color w:val="1B7A4A"/>
           <w:sz w:val="32"/>
           <w:szCs w:val="32"/>
         </w:rPr>
@@ -261,9 +264,9 @@
               <w:right w:val="single" w:color="CCCCCC" w:sz="1"/>
             </w:tcBorders>
             <w:tcMar>
-              <w:top w:type="dxa" w:w="60"/>
+              <w:top w:type="dxa" w:w="80"/>
               <w:left w:type="dxa" w:w="120"/>
-              <w:bottom w:type="dxa" w:w="60"/>
+              <w:bottom w:type="dxa" w:w="80"/>
               <w:right w:type="dxa" w:w="120"/>
             </w:tcMar>
           </w:tcPr>
@@ -290,20 +293,213 @@
               <w:right w:val="single" w:color="CCCCCC" w:sz="1"/>
             </w:tcBorders>
             <w:tcMar>
-              <w:top w:type="dxa" w:w="60"/>
+              <w:top w:type="dxa" w:w="80"/>
               <w:left w:type="dxa" w:w="120"/>
-              <w:bottom w:type="dxa" w:w="60"/>
+              <w:bottom w:type="dxa" w:w="80"/>
               <w:right w:type="dxa" w:w="120"/>
             </w:tcMar>
           </w:tcPr>
           <w:p>
-            <w:r>
-              <w:rPr>
-                <w:rFonts w:ascii="Arial" w:cs="Arial" w:eastAsia="Arial" w:hAnsi="Arial"/>
-                <w:sz w:val="20"/>
-                <w:szCs w:val="20"/>
+            <w:pPr>
+              <w:spacing w:after="80" w:before="80"/>
+            </w:pPr>
+            <w:r>
+              <w:rPr>
+                <w:rFonts w:ascii="Arial" w:cs="Arial" w:eastAsia="Arial" w:hAnsi="Arial"/>
+                <w:b/>
+                <w:bCs/>
+                <w:i w:val="false"/>
+                <w:iCs w:val="false"/>
+                <w:color w:val="000000"/>
+                <w:sz w:val="22"/>
+                <w:szCs w:val="22"/>
               </w:rPr>
               <w:t xml:space="preserve">Bell Ringer / Review</w:t>
+            </w:r>
+            <w:r>
+              <w:rPr>
+                <w:rFonts w:ascii="Arial" w:cs="Arial" w:eastAsia="Arial" w:hAnsi="Arial"/>
+                <w:sz w:val="20"/>
+                <w:szCs w:val="20"/>
+              </w:rPr>
+              <w:br/>
+              <w:t xml:space="preserve"/>
+            </w:r>
+            <w:r>
+              <w:rPr>
+                <w:rFonts w:ascii="Arial" w:cs="Arial" w:eastAsia="Arial" w:hAnsi="Arial"/>
+                <w:sz w:val="20"/>
+                <w:szCs w:val="20"/>
+              </w:rPr>
+              <w:br/>
+              <w:t xml:space="preserve"/>
+            </w:r>
+            <w:r>
+              <w:rPr>
+                <w:rFonts w:ascii="Arial" w:cs="Arial" w:eastAsia="Arial" w:hAnsi="Arial"/>
+                <w:b/>
+                <w:bCs/>
+                <w:i w:val="false"/>
+                <w:iCs w:val="false"/>
+                <w:color w:val="000000"/>
+                <w:sz w:val="20"/>
+                <w:szCs w:val="20"/>
+              </w:rPr>
+              <w:t xml:space="preserve">Quick Write </w:t>
+            </w:r>
+            <w:r>
+              <w:rPr>
+                <w:rFonts w:ascii="Arial" w:cs="Arial" w:eastAsia="Arial" w:hAnsi="Arial"/>
+                <w:b w:val="false"/>
+                <w:bCs w:val="false"/>
+                <w:i w:val="false"/>
+                <w:iCs w:val="false"/>
+                <w:color w:val="000000"/>
+                <w:sz w:val="20"/>
+                <w:szCs w:val="20"/>
+              </w:rPr>
+              <w:t xml:space="preserve">(3 min — written or verbal):</w:t>
+            </w:r>
+            <w:r>
+              <w:rPr>
+                <w:rFonts w:ascii="Arial" w:cs="Arial" w:eastAsia="Arial" w:hAnsi="Arial"/>
+                <w:sz w:val="20"/>
+                <w:szCs w:val="20"/>
+              </w:rPr>
+              <w:br/>
+              <w:t xml:space="preserve"/>
+            </w:r>
+            <w:r>
+              <w:rPr>
+                <w:rFonts w:ascii="Arial" w:cs="Arial" w:eastAsia="Arial" w:hAnsi="Arial"/>
+                <w:b w:val="false"/>
+                <w:bCs w:val="false"/>
+                <w:i w:val="false"/>
+                <w:iCs w:val="false"/>
+                <w:color w:val="000000"/>
+                <w:sz w:val="20"/>
+                <w:szCs w:val="20"/>
+              </w:rPr>
+              <w:t xml:space="preserve">    What do you already know about how to write generator functions using yield to create iterators that produce values on-demand (lazy evaluation)?</w:t>
+            </w:r>
+            <w:r>
+              <w:rPr>
+                <w:rFonts w:ascii="Arial" w:cs="Arial" w:eastAsia="Arial" w:hAnsi="Arial"/>
+                <w:sz w:val="20"/>
+                <w:szCs w:val="20"/>
+              </w:rPr>
+              <w:br/>
+              <w:t xml:space="preserve"/>
+            </w:r>
+            <w:r>
+              <w:rPr>
+                <w:rFonts w:ascii="Arial" w:cs="Arial" w:eastAsia="Arial" w:hAnsi="Arial"/>
+                <w:sz w:val="20"/>
+                <w:szCs w:val="20"/>
+              </w:rPr>
+              <w:br/>
+              <w:t xml:space="preserve"/>
+            </w:r>
+            <w:r>
+              <w:rPr>
+                <w:rFonts w:ascii="Arial" w:cs="Arial" w:eastAsia="Arial" w:hAnsi="Arial"/>
+                <w:b/>
+                <w:bCs/>
+                <w:i w:val="false"/>
+                <w:iCs w:val="false"/>
+                <w:color w:val="000000"/>
+                <w:sz w:val="20"/>
+                <w:szCs w:val="20"/>
+              </w:rPr>
+              <w:t xml:space="preserve">Vocabulary Preview — </w:t>
+            </w:r>
+            <w:r>
+              <w:rPr>
+                <w:rFonts w:ascii="Arial" w:cs="Arial" w:eastAsia="Arial" w:hAnsi="Arial"/>
+                <w:b w:val="false"/>
+                <w:bCs w:val="false"/>
+                <w:i w:val="false"/>
+                <w:iCs w:val="false"/>
+                <w:color w:val="000000"/>
+                <w:sz w:val="20"/>
+                <w:szCs w:val="20"/>
+              </w:rPr>
+              <w:t xml:space="preserve">terms we'll use today:</w:t>
+            </w:r>
+            <w:r>
+              <w:rPr>
+                <w:rFonts w:ascii="Arial" w:cs="Arial" w:eastAsia="Arial" w:hAnsi="Arial"/>
+                <w:sz w:val="20"/>
+                <w:szCs w:val="20"/>
+              </w:rPr>
+              <w:br/>
+              <w:t xml:space="preserve"/>
+            </w:r>
+            <w:r>
+              <w:rPr>
+                <w:rFonts w:ascii="Arial" w:cs="Arial" w:eastAsia="Arial" w:hAnsi="Arial"/>
+                <w:b w:val="false"/>
+                <w:bCs w:val="false"/>
+                <w:i w:val="false"/>
+                <w:iCs w:val="false"/>
+                <w:color w:val="000000"/>
+                <w:sz w:val="20"/>
+                <w:szCs w:val="20"/>
+              </w:rPr>
+              <w:t xml:space="preserve">    • Generator   •   yield   •   Iterator   •   Lazy Evaluation   •   Why generators matter   •   Memory efficient</w:t>
+            </w:r>
+            <w:r>
+              <w:rPr>
+                <w:rFonts w:ascii="Arial" w:cs="Arial" w:eastAsia="Arial" w:hAnsi="Arial"/>
+                <w:sz w:val="20"/>
+                <w:szCs w:val="20"/>
+              </w:rPr>
+              <w:br/>
+              <w:t xml:space="preserve"/>
+            </w:r>
+            <w:r>
+              <w:rPr>
+                <w:rFonts w:ascii="Arial" w:cs="Arial" w:eastAsia="Arial" w:hAnsi="Arial"/>
+                <w:sz w:val="20"/>
+                <w:szCs w:val="20"/>
+              </w:rPr>
+              <w:br/>
+              <w:t xml:space="preserve"/>
+            </w:r>
+            <w:r>
+              <w:rPr>
+                <w:rFonts w:ascii="Arial" w:cs="Arial" w:eastAsia="Arial" w:hAnsi="Arial"/>
+                <w:b w:val="false"/>
+                <w:bCs w:val="false"/>
+                <w:i/>
+                <w:iCs/>
+                <w:color w:val="444444"/>
+                <w:sz w:val="20"/>
+                <w:szCs w:val="20"/>
+              </w:rPr>
+              <w:t xml:space="preserve">Today's Goal: By the end of class you will be able to write generator functions using yield to create iterators that produce values on-demand (lazy evaluation).</w:t>
+            </w:r>
+            <w:r>
+              <w:rPr>
+                <w:rFonts w:ascii="Arial" w:cs="Arial" w:eastAsia="Arial" w:hAnsi="Arial"/>
+                <w:sz w:val="20"/>
+                <w:szCs w:val="20"/>
+              </w:rPr>
+              <w:br/>
+              <w:t xml:space="preserve"/>
+            </w:r>
+            <w:r>
+              <w:rPr>
+                <w:rFonts w:ascii="Arial" w:cs="Arial" w:eastAsia="Arial" w:hAnsi="Arial"/>
+                <w:b w:val="false"/>
+                <w:bCs w:val="false"/>
+                <w:i/>
+                <w:iCs/>
+                <w:color w:val="555555"/>
+                <w:sz w:val="20"/>
+                <w:szCs w:val="20"/>
+              </w:rPr>
+              <w:t xml:space="preserve">→ Pair-share your response, then 2–3 students share with the class.</w:t>
             </w:r>
           </w:p>
         </w:tc>
@@ -319,9 +515,9 @@
               <w:right w:val="single" w:color="CCCCCC" w:sz="1"/>
             </w:tcBorders>
             <w:tcMar>
-              <w:top w:type="dxa" w:w="60"/>
+              <w:top w:type="dxa" w:w="80"/>
               <w:left w:type="dxa" w:w="120"/>
-              <w:bottom w:type="dxa" w:w="60"/>
+              <w:bottom w:type="dxa" w:w="80"/>
               <w:right w:type="dxa" w:w="120"/>
             </w:tcMar>
           </w:tcPr>
@@ -348,20 +544,380 @@
               <w:right w:val="single" w:color="CCCCCC" w:sz="1"/>
             </w:tcBorders>
             <w:tcMar>
-              <w:top w:type="dxa" w:w="60"/>
+              <w:top w:type="dxa" w:w="80"/>
               <w:left w:type="dxa" w:w="120"/>
-              <w:bottom w:type="dxa" w:w="60"/>
+              <w:bottom w:type="dxa" w:w="80"/>
               <w:right w:type="dxa" w:w="120"/>
             </w:tcMar>
           </w:tcPr>
           <w:p>
-            <w:r>
-              <w:rPr>
-                <w:rFonts w:ascii="Arial" w:cs="Arial" w:eastAsia="Arial" w:hAnsi="Arial"/>
-                <w:sz w:val="20"/>
-                <w:szCs w:val="20"/>
-              </w:rPr>
-              <w:t xml:space="preserve">Mini Lesson: Generators and yield</w:t>
+            <w:pPr>
+              <w:spacing w:after="80" w:before="80"/>
+            </w:pPr>
+            <w:r>
+              <w:rPr>
+                <w:rFonts w:ascii="Arial" w:cs="Arial" w:eastAsia="Arial" w:hAnsi="Arial"/>
+                <w:b/>
+                <w:bCs/>
+                <w:i w:val="false"/>
+                <w:iCs w:val="false"/>
+                <w:color w:val="000000"/>
+                <w:sz w:val="22"/>
+                <w:szCs w:val="22"/>
+              </w:rPr>
+              <w:t xml:space="preserve">Mini Lesson: </w:t>
+            </w:r>
+            <w:r>
+              <w:rPr>
+                <w:rFonts w:ascii="Arial" w:cs="Arial" w:eastAsia="Arial" w:hAnsi="Arial"/>
+                <w:b w:val="false"/>
+                <w:bCs w:val="false"/>
+                <w:i w:val="false"/>
+                <w:iCs w:val="false"/>
+                <w:color w:val="000000"/>
+                <w:sz w:val="22"/>
+                <w:szCs w:val="22"/>
+              </w:rPr>
+              <w:t xml:space="preserve">Generators and yield</w:t>
+            </w:r>
+            <w:r>
+              <w:rPr>
+                <w:rFonts w:ascii="Arial" w:cs="Arial" w:eastAsia="Arial" w:hAnsi="Arial"/>
+                <w:sz w:val="20"/>
+                <w:szCs w:val="20"/>
+              </w:rPr>
+              <w:br/>
+              <w:t xml:space="preserve"/>
+            </w:r>
+            <w:r>
+              <w:rPr>
+                <w:rFonts w:ascii="Arial" w:cs="Arial" w:eastAsia="Arial" w:hAnsi="Arial"/>
+                <w:sz w:val="20"/>
+                <w:szCs w:val="20"/>
+              </w:rPr>
+              <w:br/>
+              <w:t xml:space="preserve"/>
+            </w:r>
+            <w:r>
+              <w:rPr>
+                <w:rFonts w:ascii="Arial" w:cs="Arial" w:eastAsia="Arial" w:hAnsi="Arial"/>
+                <w:b/>
+                <w:bCs/>
+                <w:i/>
+                <w:iCs/>
+                <w:color w:val="000000"/>
+                <w:sz w:val="20"/>
+                <w:szCs w:val="20"/>
+              </w:rPr>
+              <w:t xml:space="preserve">Learning Target: </w:t>
+            </w:r>
+            <w:r>
+              <w:rPr>
+                <w:rFonts w:ascii="Arial" w:cs="Arial" w:eastAsia="Arial" w:hAnsi="Arial"/>
+                <w:b w:val="false"/>
+                <w:bCs w:val="false"/>
+                <w:i/>
+                <w:iCs/>
+                <w:color w:val="333333"/>
+                <w:sz w:val="20"/>
+                <w:szCs w:val="20"/>
+              </w:rPr>
+              <w:t xml:space="preserve">I can write generator functions using yield to create iterators that produce values on-demand (lazy evaluation).</w:t>
+            </w:r>
+            <w:r>
+              <w:rPr>
+                <w:rFonts w:ascii="Arial" w:cs="Arial" w:eastAsia="Arial" w:hAnsi="Arial"/>
+                <w:sz w:val="20"/>
+                <w:szCs w:val="20"/>
+              </w:rPr>
+              <w:br/>
+              <w:t xml:space="preserve"/>
+            </w:r>
+            <w:r>
+              <w:rPr>
+                <w:rFonts w:ascii="Arial" w:cs="Arial" w:eastAsia="Arial" w:hAnsi="Arial"/>
+                <w:sz w:val="20"/>
+                <w:szCs w:val="20"/>
+              </w:rPr>
+              <w:br/>
+              <w:t xml:space="preserve"/>
+            </w:r>
+            <w:r>
+              <w:rPr>
+                <w:rFonts w:ascii="Arial" w:cs="Arial" w:eastAsia="Arial" w:hAnsi="Arial"/>
+                <w:b w:val="false"/>
+                <w:bCs w:val="false"/>
+                <w:i w:val="false"/>
+                <w:iCs w:val="false"/>
+                <w:color w:val="000000"/>
+                <w:sz w:val="20"/>
+                <w:szCs w:val="20"/>
+              </w:rPr>
+              <w:t xml:space="preserve">Generator — A function that uses yield to produce values one at a time instead of returning all at once. Generators are lazy — they compute values only when needed.</w:t>
+            </w:r>
+            <w:r>
+              <w:rPr>
+                <w:rFonts w:ascii="Arial" w:cs="Arial" w:eastAsia="Arial" w:hAnsi="Arial"/>
+                <w:sz w:val="20"/>
+                <w:szCs w:val="20"/>
+              </w:rPr>
+              <w:br/>
+              <w:t xml:space="preserve"/>
+            </w:r>
+            <w:r>
+              <w:rPr>
+                <w:rFonts w:ascii="Arial" w:cs="Arial" w:eastAsia="Arial" w:hAnsi="Arial"/>
+                <w:b w:val="false"/>
+                <w:bCs w:val="false"/>
+                <w:i w:val="false"/>
+                <w:iCs w:val="false"/>
+                <w:color w:val="000000"/>
+                <w:sz w:val="20"/>
+                <w:szCs w:val="20"/>
+              </w:rPr>
+              <w:t xml:space="preserve">yield — A keyword that pauses the function, returns a value, and remembers where it paused. Next call resumes from where it paused.</w:t>
+            </w:r>
+            <w:r>
+              <w:rPr>
+                <w:rFonts w:ascii="Arial" w:cs="Arial" w:eastAsia="Arial" w:hAnsi="Arial"/>
+                <w:sz w:val="20"/>
+                <w:szCs w:val="20"/>
+              </w:rPr>
+              <w:br/>
+              <w:t xml:space="preserve"/>
+            </w:r>
+            <w:r>
+              <w:rPr>
+                <w:rFonts w:ascii="Arial" w:cs="Arial" w:eastAsia="Arial" w:hAnsi="Arial"/>
+                <w:sz w:val="20"/>
+                <w:szCs w:val="20"/>
+              </w:rPr>
+              <w:br/>
+              <w:t xml:space="preserve"/>
+            </w:r>
+            <w:r>
+              <w:rPr>
+                <w:rFonts w:ascii="Arial" w:cs="Arial" w:eastAsia="Arial" w:hAnsi="Arial"/>
+                <w:b/>
+                <w:bCs/>
+                <w:i w:val="false"/>
+                <w:iCs w:val="false"/>
+                <w:color w:val="000000"/>
+                <w:sz w:val="20"/>
+                <w:szCs w:val="20"/>
+              </w:rPr>
+              <w:t xml:space="preserve">Key Concepts:</w:t>
+            </w:r>
+            <w:r>
+              <w:rPr>
+                <w:rFonts w:ascii="Arial" w:cs="Arial" w:eastAsia="Arial" w:hAnsi="Arial"/>
+                <w:sz w:val="20"/>
+                <w:szCs w:val="20"/>
+              </w:rPr>
+              <w:br/>
+              <w:t xml:space="preserve"/>
+            </w:r>
+            <w:r>
+              <w:rPr>
+                <w:rFonts w:ascii="Arial" w:cs="Arial" w:eastAsia="Arial" w:hAnsi="Arial"/>
+                <w:b w:val="false"/>
+                <w:bCs w:val="false"/>
+                <w:i w:val="false"/>
+                <w:iCs w:val="false"/>
+                <w:color w:val="000000"/>
+                <w:sz w:val="20"/>
+                <w:szCs w:val="20"/>
+              </w:rPr>
+              <w:t xml:space="preserve">    • Memory efficient — Don't store all values at once</w:t>
+            </w:r>
+            <w:r>
+              <w:rPr>
+                <w:rFonts w:ascii="Arial" w:cs="Arial" w:eastAsia="Arial" w:hAnsi="Arial"/>
+                <w:sz w:val="20"/>
+                <w:szCs w:val="20"/>
+              </w:rPr>
+              <w:br/>
+              <w:t xml:space="preserve"/>
+            </w:r>
+            <w:r>
+              <w:rPr>
+                <w:rFonts w:ascii="Arial" w:cs="Arial" w:eastAsia="Arial" w:hAnsi="Arial"/>
+                <w:b w:val="false"/>
+                <w:bCs w:val="false"/>
+                <w:i w:val="false"/>
+                <w:iCs w:val="false"/>
+                <w:color w:val="000000"/>
+                <w:sz w:val="20"/>
+                <w:szCs w:val="20"/>
+              </w:rPr>
+              <w:t xml:space="preserve">    • Infinite sequences — Can create infinite iterators</w:t>
+            </w:r>
+            <w:r>
+              <w:rPr>
+                <w:rFonts w:ascii="Arial" w:cs="Arial" w:eastAsia="Arial" w:hAnsi="Arial"/>
+                <w:sz w:val="20"/>
+                <w:szCs w:val="20"/>
+              </w:rPr>
+              <w:br/>
+              <w:t xml:space="preserve"/>
+            </w:r>
+            <w:r>
+              <w:rPr>
+                <w:rFonts w:ascii="Arial" w:cs="Arial" w:eastAsia="Arial" w:hAnsi="Arial"/>
+                <w:b w:val="false"/>
+                <w:bCs w:val="false"/>
+                <w:i w:val="false"/>
+                <w:iCs w:val="false"/>
+                <w:color w:val="000000"/>
+                <w:sz w:val="20"/>
+                <w:szCs w:val="20"/>
+              </w:rPr>
+              <w:t xml:space="preserve">    • Cleaner code — Simpler than writing iterator classes</w:t>
+            </w:r>
+            <w:r>
+              <w:rPr>
+                <w:rFonts w:ascii="Arial" w:cs="Arial" w:eastAsia="Arial" w:hAnsi="Arial"/>
+                <w:sz w:val="20"/>
+                <w:szCs w:val="20"/>
+              </w:rPr>
+              <w:br/>
+              <w:t xml:space="preserve"/>
+            </w:r>
+            <w:r>
+              <w:rPr>
+                <w:rFonts w:ascii="Arial" w:cs="Arial" w:eastAsia="Arial" w:hAnsi="Arial"/>
+                <w:b w:val="false"/>
+                <w:bCs w:val="false"/>
+                <w:i w:val="false"/>
+                <w:iCs w:val="false"/>
+                <w:color w:val="000000"/>
+                <w:sz w:val="20"/>
+                <w:szCs w:val="20"/>
+              </w:rPr>
+              <w:t xml:space="preserve">    • Performance — Only compute what you use</w:t>
+            </w:r>
+            <w:r>
+              <w:rPr>
+                <w:rFonts w:ascii="Arial" w:cs="Arial" w:eastAsia="Arial" w:hAnsi="Arial"/>
+                <w:sz w:val="20"/>
+                <w:szCs w:val="20"/>
+              </w:rPr>
+              <w:br/>
+              <w:t xml:space="preserve"/>
+            </w:r>
+            <w:r>
+              <w:rPr>
+                <w:rFonts w:ascii="Arial" w:cs="Arial" w:eastAsia="Arial" w:hAnsi="Arial"/>
+                <w:sz w:val="20"/>
+                <w:szCs w:val="20"/>
+              </w:rPr>
+              <w:br/>
+              <w:t xml:space="preserve"/>
+            </w:r>
+            <w:r>
+              <w:rPr>
+                <w:rFonts w:ascii="Arial" w:cs="Arial" w:eastAsia="Arial" w:hAnsi="Arial"/>
+                <w:b/>
+                <w:bCs/>
+                <w:i w:val="false"/>
+                <w:iCs w:val="false"/>
+                <w:color w:val="000000"/>
+                <w:sz w:val="20"/>
+                <w:szCs w:val="20"/>
+              </w:rPr>
+              <w:t xml:space="preserve">Vocabulary: </w:t>
+            </w:r>
+            <w:r>
+              <w:rPr>
+                <w:rFonts w:ascii="Arial" w:cs="Arial" w:eastAsia="Arial" w:hAnsi="Arial"/>
+                <w:b w:val="false"/>
+                <w:bCs w:val="false"/>
+                <w:i w:val="false"/>
+                <w:iCs w:val="false"/>
+                <w:color w:val="000000"/>
+                <w:sz w:val="20"/>
+                <w:szCs w:val="20"/>
+              </w:rPr>
+              <w:t xml:space="preserve">Generator, yield, Iterator, Lazy Evaluation, Why generators matter, Memory efficient</w:t>
+            </w:r>
+            <w:r>
+              <w:rPr>
+                <w:rFonts w:ascii="Arial" w:cs="Arial" w:eastAsia="Arial" w:hAnsi="Arial"/>
+                <w:sz w:val="20"/>
+                <w:szCs w:val="20"/>
+              </w:rPr>
+              <w:br/>
+              <w:t xml:space="preserve"/>
+            </w:r>
+            <w:r>
+              <w:rPr>
+                <w:rFonts w:ascii="Arial" w:cs="Arial" w:eastAsia="Arial" w:hAnsi="Arial"/>
+                <w:sz w:val="20"/>
+                <w:szCs w:val="20"/>
+              </w:rPr>
+              <w:br/>
+              <w:t xml:space="preserve"/>
+            </w:r>
+            <w:r>
+              <w:rPr>
+                <w:rFonts w:ascii="Arial" w:cs="Arial" w:eastAsia="Arial" w:hAnsi="Arial"/>
+                <w:b/>
+                <w:bCs/>
+                <w:i/>
+                <w:iCs/>
+                <w:color w:val="555555"/>
+                <w:sz w:val="20"/>
+                <w:szCs w:val="20"/>
+              </w:rPr>
+              <w:t xml:space="preserve">→ Live Demo — </w:t>
+            </w:r>
+            <w:r>
+              <w:rPr>
+                <w:rFonts w:ascii="Arial" w:cs="Arial" w:eastAsia="Arial" w:hAnsi="Arial"/>
+                <w:b w:val="false"/>
+                <w:bCs w:val="false"/>
+                <w:i/>
+                <w:iCs/>
+                <w:color w:val="555555"/>
+                <w:sz w:val="20"/>
+                <w:szCs w:val="20"/>
+              </w:rPr>
+              <w:t xml:space="preserve">type examples as students follow along in their own editor.</w:t>
+            </w:r>
+            <w:r>
+              <w:rPr>
+                <w:rFonts w:ascii="Arial" w:cs="Arial" w:eastAsia="Arial" w:hAnsi="Arial"/>
+                <w:sz w:val="20"/>
+                <w:szCs w:val="20"/>
+              </w:rPr>
+              <w:br/>
+              <w:t xml:space="preserve"/>
+            </w:r>
+            <w:r>
+              <w:rPr>
+                <w:rFonts w:ascii="Arial" w:cs="Arial" w:eastAsia="Arial" w:hAnsi="Arial"/>
+                <w:b/>
+                <w:bCs/>
+                <w:i/>
+                <w:iCs/>
+                <w:color w:val="555555"/>
+                <w:sz w:val="20"/>
+                <w:szCs w:val="20"/>
+              </w:rPr>
+              <w:t xml:space="preserve">→ Check for Understanding: </w:t>
+            </w:r>
+            <w:r>
+              <w:rPr>
+                <w:rFonts w:ascii="Arial" w:cs="Arial" w:eastAsia="Arial" w:hAnsi="Arial"/>
+                <w:b w:val="false"/>
+                <w:bCs w:val="false"/>
+                <w:i/>
+                <w:iCs/>
+                <w:color w:val="555555"/>
+                <w:sz w:val="20"/>
+                <w:szCs w:val="20"/>
+              </w:rPr>
+              <w:t xml:space="preserve">pause and cold-call: “Can someone explain what we just did in their own words?”</w:t>
             </w:r>
           </w:p>
         </w:tc>
@@ -377,9 +933,9 @@
               <w:right w:val="single" w:color="CCCCCC" w:sz="1"/>
             </w:tcBorders>
             <w:tcMar>
-              <w:top w:type="dxa" w:w="60"/>
+              <w:top w:type="dxa" w:w="80"/>
               <w:left w:type="dxa" w:w="120"/>
-              <w:bottom w:type="dxa" w:w="60"/>
+              <w:bottom w:type="dxa" w:w="80"/>
               <w:right w:type="dxa" w:w="120"/>
             </w:tcMar>
           </w:tcPr>
@@ -406,20 +962,90 @@
               <w:right w:val="single" w:color="CCCCCC" w:sz="1"/>
             </w:tcBorders>
             <w:tcMar>
-              <w:top w:type="dxa" w:w="60"/>
+              <w:top w:type="dxa" w:w="80"/>
               <w:left w:type="dxa" w:w="120"/>
-              <w:bottom w:type="dxa" w:w="60"/>
+              <w:bottom w:type="dxa" w:w="80"/>
               <w:right w:type="dxa" w:w="120"/>
             </w:tcMar>
           </w:tcPr>
           <w:p>
-            <w:r>
-              <w:rPr>
-                <w:rFonts w:ascii="Arial" w:cs="Arial" w:eastAsia="Arial" w:hAnsi="Arial"/>
-                <w:sz w:val="20"/>
-                <w:szCs w:val="20"/>
+            <w:pPr>
+              <w:spacing w:after="80" w:before="80"/>
+            </w:pPr>
+            <w:r>
+              <w:rPr>
+                <w:rFonts w:ascii="Arial" w:cs="Arial" w:eastAsia="Arial" w:hAnsi="Arial"/>
+                <w:b/>
+                <w:bCs/>
+                <w:i w:val="false"/>
+                <w:iCs w:val="false"/>
+                <w:color w:val="000000"/>
+                <w:sz w:val="22"/>
+                <w:szCs w:val="22"/>
               </w:rPr>
               <w:t xml:space="preserve">Guided Practice</w:t>
+            </w:r>
+            <w:r>
+              <w:rPr>
+                <w:rFonts w:ascii="Arial" w:cs="Arial" w:eastAsia="Arial" w:hAnsi="Arial"/>
+                <w:sz w:val="20"/>
+                <w:szCs w:val="20"/>
+              </w:rPr>
+              <w:br/>
+              <w:t xml:space="preserve"/>
+            </w:r>
+            <w:r>
+              <w:rPr>
+                <w:rFonts w:ascii="Arial" w:cs="Arial" w:eastAsia="Arial" w:hAnsi="Arial"/>
+                <w:sz w:val="20"/>
+                <w:szCs w:val="20"/>
+              </w:rPr>
+              <w:br/>
+              <w:t xml:space="preserve"/>
+            </w:r>
+            <w:r>
+              <w:rPr>
+                <w:rFonts w:ascii="Arial" w:cs="Arial" w:eastAsia="Arial" w:hAnsi="Arial"/>
+                <w:b w:val="false"/>
+                <w:bCs w:val="false"/>
+                <w:i w:val="false"/>
+                <w:iCs w:val="false"/>
+                <w:color w:val="000000"/>
+                <w:sz w:val="20"/>
+                <w:szCs w:val="20"/>
+              </w:rPr>
+              <w:t xml:space="preserve">Step 1: Write a simple generator that yields numbers from 1 to 5.</w:t>
+            </w:r>
+            <w:r>
+              <w:rPr>
+                <w:rFonts w:ascii="Arial" w:cs="Arial" w:eastAsia="Arial" w:hAnsi="Arial"/>
+                <w:sz w:val="20"/>
+                <w:szCs w:val="20"/>
+              </w:rPr>
+              <w:br/>
+              <w:t xml:space="preserve"/>
+            </w:r>
+            <w:r>
+              <w:rPr>
+                <w:rFonts w:ascii="Arial" w:cs="Arial" w:eastAsia="Arial" w:hAnsi="Arial"/>
+                <w:sz w:val="20"/>
+                <w:szCs w:val="20"/>
+              </w:rPr>
+              <w:br/>
+              <w:t xml:space="preserve"/>
+            </w:r>
+            <w:r>
+              <w:rPr>
+                <w:rFonts w:ascii="Arial" w:cs="Arial" w:eastAsia="Arial" w:hAnsi="Arial"/>
+                <w:b w:val="false"/>
+                <w:bCs w:val="false"/>
+                <w:i/>
+                <w:iCs/>
+                <w:color w:val="555555"/>
+                <w:sz w:val="20"/>
+                <w:szCs w:val="20"/>
+              </w:rPr>
+              <w:t xml:space="preserve">→ Teacher models — students try alongside, then compare results.</w:t>
             </w:r>
           </w:p>
         </w:tc>
@@ -435,9 +1061,9 @@
               <w:right w:val="single" w:color="CCCCCC" w:sz="1"/>
             </w:tcBorders>
             <w:tcMar>
-              <w:top w:type="dxa" w:w="60"/>
+              <w:top w:type="dxa" w:w="80"/>
               <w:left w:type="dxa" w:w="120"/>
-              <w:bottom w:type="dxa" w:w="60"/>
+              <w:bottom w:type="dxa" w:w="80"/>
               <w:right w:type="dxa" w:w="120"/>
             </w:tcMar>
           </w:tcPr>
@@ -450,7 +1076,7 @@
                 <w:sz w:val="20"/>
                 <w:szCs w:val="20"/>
               </w:rPr>
-              <w:t xml:space="preserve">15-20 min</w:t>
+              <w:t xml:space="preserve">15–20 min</w:t>
             </w:r>
           </w:p>
         </w:tc>
@@ -464,20 +1090,81 @@
               <w:right w:val="single" w:color="CCCCCC" w:sz="1"/>
             </w:tcBorders>
             <w:tcMar>
-              <w:top w:type="dxa" w:w="60"/>
+              <w:top w:type="dxa" w:w="80"/>
               <w:left w:type="dxa" w:w="120"/>
-              <w:bottom w:type="dxa" w:w="60"/>
+              <w:bottom w:type="dxa" w:w="80"/>
               <w:right w:type="dxa" w:w="120"/>
             </w:tcMar>
           </w:tcPr>
           <w:p>
-            <w:r>
-              <w:rPr>
-                <w:rFonts w:ascii="Arial" w:cs="Arial" w:eastAsia="Arial" w:hAnsi="Arial"/>
-                <w:sz w:val="20"/>
-                <w:szCs w:val="20"/>
+            <w:pPr>
+              <w:spacing w:after="80" w:before="80"/>
+            </w:pPr>
+            <w:r>
+              <w:rPr>
+                <w:rFonts w:ascii="Arial" w:cs="Arial" w:eastAsia="Arial" w:hAnsi="Arial"/>
+                <w:b/>
+                <w:bCs/>
+                <w:i w:val="false"/>
+                <w:iCs w:val="false"/>
+                <w:color w:val="000000"/>
+                <w:sz w:val="22"/>
+                <w:szCs w:val="22"/>
               </w:rPr>
               <w:t xml:space="preserve">Independent Practice / Code Along</w:t>
+            </w:r>
+            <w:r>
+              <w:rPr>
+                <w:rFonts w:ascii="Arial" w:cs="Arial" w:eastAsia="Arial" w:hAnsi="Arial"/>
+                <w:sz w:val="20"/>
+                <w:szCs w:val="20"/>
+              </w:rPr>
+              <w:br/>
+              <w:t xml:space="preserve"/>
+            </w:r>
+            <w:r>
+              <w:rPr>
+                <w:rFonts w:ascii="Arial" w:cs="Arial" w:eastAsia="Arial" w:hAnsi="Arial"/>
+                <w:b w:val="false"/>
+                <w:bCs w:val="false"/>
+                <w:i w:val="false"/>
+                <w:iCs w:val="false"/>
+                <w:color w:val="000000"/>
+                <w:sz w:val="20"/>
+                <w:szCs w:val="20"/>
+              </w:rPr>
+              <w:t xml:space="preserve">    Work through problems from the day's exercise set.</w:t>
+            </w:r>
+            <w:r>
+              <w:rPr>
+                <w:rFonts w:ascii="Arial" w:cs="Arial" w:eastAsia="Arial" w:hAnsi="Arial"/>
+                <w:sz w:val="20"/>
+                <w:szCs w:val="20"/>
+              </w:rPr>
+              <w:br/>
+              <w:t xml:space="preserve"/>
+            </w:r>
+            <w:r>
+              <w:rPr>
+                <w:rFonts w:ascii="Arial" w:cs="Arial" w:eastAsia="Arial" w:hAnsi="Arial"/>
+                <w:sz w:val="20"/>
+                <w:szCs w:val="20"/>
+              </w:rPr>
+              <w:br/>
+              <w:t xml:space="preserve"/>
+            </w:r>
+            <w:r>
+              <w:rPr>
+                <w:rFonts w:ascii="Arial" w:cs="Arial" w:eastAsia="Arial" w:hAnsi="Arial"/>
+                <w:b w:val="false"/>
+                <w:bCs w:val="false"/>
+                <w:i/>
+                <w:iCs/>
+                <w:color w:val="555555"/>
+                <w:sz w:val="20"/>
+                <w:szCs w:val="20"/>
+              </w:rPr>
+              <w:t xml:space="preserve">→ Teacher circulates — offer hints, check for understanding.</w:t>
             </w:r>
           </w:p>
         </w:tc>
@@ -493,9 +1180,9 @@
               <w:right w:val="single" w:color="CCCCCC" w:sz="1"/>
             </w:tcBorders>
             <w:tcMar>
-              <w:top w:type="dxa" w:w="60"/>
+              <w:top w:type="dxa" w:w="80"/>
               <w:left w:type="dxa" w:w="120"/>
-              <w:bottom w:type="dxa" w:w="60"/>
+              <w:bottom w:type="dxa" w:w="80"/>
               <w:right w:type="dxa" w:w="120"/>
             </w:tcMar>
           </w:tcPr>
@@ -522,20 +1209,90 @@
               <w:right w:val="single" w:color="CCCCCC" w:sz="1"/>
             </w:tcBorders>
             <w:tcMar>
-              <w:top w:type="dxa" w:w="60"/>
+              <w:top w:type="dxa" w:w="80"/>
               <w:left w:type="dxa" w:w="120"/>
-              <w:bottom w:type="dxa" w:w="60"/>
+              <w:bottom w:type="dxa" w:w="80"/>
               <w:right w:type="dxa" w:w="120"/>
             </w:tcMar>
           </w:tcPr>
           <w:p>
-            <w:r>
-              <w:rPr>
-                <w:rFonts w:ascii="Arial" w:cs="Arial" w:eastAsia="Arial" w:hAnsi="Arial"/>
-                <w:sz w:val="20"/>
-                <w:szCs w:val="20"/>
+            <w:pPr>
+              <w:spacing w:after="80" w:before="80"/>
+            </w:pPr>
+            <w:r>
+              <w:rPr>
+                <w:rFonts w:ascii="Arial" w:cs="Arial" w:eastAsia="Arial" w:hAnsi="Arial"/>
+                <w:b/>
+                <w:bCs/>
+                <w:i w:val="false"/>
+                <w:iCs w:val="false"/>
+                <w:color w:val="000000"/>
+                <w:sz w:val="22"/>
+                <w:szCs w:val="22"/>
               </w:rPr>
               <w:t xml:space="preserve">Exit Ticket / Wrap-Up</w:t>
+            </w:r>
+            <w:r>
+              <w:rPr>
+                <w:rFonts w:ascii="Arial" w:cs="Arial" w:eastAsia="Arial" w:hAnsi="Arial"/>
+                <w:sz w:val="20"/>
+                <w:szCs w:val="20"/>
+              </w:rPr>
+              <w:br/>
+              <w:t xml:space="preserve"/>
+            </w:r>
+            <w:r>
+              <w:rPr>
+                <w:rFonts w:ascii="Arial" w:cs="Arial" w:eastAsia="Arial" w:hAnsi="Arial"/>
+                <w:sz w:val="20"/>
+                <w:szCs w:val="20"/>
+              </w:rPr>
+              <w:br/>
+              <w:t xml:space="preserve"/>
+            </w:r>
+            <w:r>
+              <w:rPr>
+                <w:rFonts w:ascii="Arial" w:cs="Arial" w:eastAsia="Arial" w:hAnsi="Arial"/>
+                <w:b w:val="false"/>
+                <w:bCs w:val="false"/>
+                <w:i w:val="false"/>
+                <w:iCs w:val="false"/>
+                <w:color w:val="000000"/>
+                <w:sz w:val="20"/>
+                <w:szCs w:val="20"/>
+              </w:rPr>
+              <w:t xml:space="preserve">Quick Check: Write generator functions using yield to create iterators that produce values on-demand (lazy evaluation)?</w:t>
+            </w:r>
+            <w:r>
+              <w:rPr>
+                <w:rFonts w:ascii="Arial" w:cs="Arial" w:eastAsia="Arial" w:hAnsi="Arial"/>
+                <w:sz w:val="20"/>
+                <w:szCs w:val="20"/>
+              </w:rPr>
+              <w:br/>
+              <w:t xml:space="preserve"/>
+            </w:r>
+            <w:r>
+              <w:rPr>
+                <w:rFonts w:ascii="Arial" w:cs="Arial" w:eastAsia="Arial" w:hAnsi="Arial"/>
+                <w:sz w:val="20"/>
+                <w:szCs w:val="20"/>
+              </w:rPr>
+              <w:br/>
+              <w:t xml:space="preserve"/>
+            </w:r>
+            <w:r>
+              <w:rPr>
+                <w:rFonts w:ascii="Arial" w:cs="Arial" w:eastAsia="Arial" w:hAnsi="Arial"/>
+                <w:b w:val="false"/>
+                <w:bCs w:val="false"/>
+                <w:i/>
+                <w:iCs/>
+                <w:color w:val="555555"/>
+                <w:sz w:val="20"/>
+                <w:szCs w:val="20"/>
+              </w:rPr>
+              <w:t xml:space="preserve">→ 3–2–1: Name 3 things learned, 2 new vocab words, 1 question you still have.</w:t>
             </w:r>
           </w:p>
         </w:tc>
@@ -798,19 +1555,6 @@
                 <w:sz w:val="18"/>
                 <w:szCs w:val="18"/>
               </w:rPr>
-              <w:t xml:space="preserve"># Example 1: Simple generator</w:t>
-            </w:r>
-          </w:p>
-          <w:p>
-            <w:pPr>
-              <w:spacing w:after="20"/>
-            </w:pPr>
-            <w:r>
-              <w:rPr>
-                <w:rFonts w:ascii="Courier New" w:cs="Courier New" w:eastAsia="Courier New" w:hAnsi="Courier New"/>
-                <w:sz w:val="18"/>
-                <w:szCs w:val="18"/>
-              </w:rPr>
               <w:t xml:space="preserve">def count_up_to(n):</w:t>
             </w:r>
           </w:p>
@@ -941,33 +1685,33 @@
                 <w:sz w:val="18"/>
                 <w:szCs w:val="18"/>
               </w:rPr>
-              <w:t xml:space="preserve"># print(next(counter))  # Would raise StopIteration</w:t>
-            </w:r>
-          </w:p>
-          <w:p>
-            <w:pPr>
-              <w:spacing w:after="20"/>
-            </w:pPr>
-            <w:r>
-              <w:rPr>
-                <w:rFonts w:ascii="Courier New" w:cs="Courier New" w:eastAsia="Courier New" w:hAnsi="Courier New"/>
-                <w:sz w:val="18"/>
-                <w:szCs w:val="18"/>
-              </w:rPr>
-              <w:t xml:space="preserve"> </w:t>
-            </w:r>
-          </w:p>
-          <w:p>
-            <w:pPr>
-              <w:spacing w:after="20"/>
-            </w:pPr>
-            <w:r>
-              <w:rPr>
-                <w:rFonts w:ascii="Courier New" w:cs="Courier New" w:eastAsia="Courier New" w:hAnsi="Courier New"/>
-                <w:sz w:val="18"/>
-                <w:szCs w:val="18"/>
-              </w:rPr>
-              <w:t xml:space="preserve"># Example 2: Generator in a loop</w:t>
+              <w:t xml:space="preserve"> </w:t>
+            </w:r>
+          </w:p>
+          <w:p>
+            <w:pPr>
+              <w:spacing w:after="20"/>
+            </w:pPr>
+            <w:r>
+              <w:rPr>
+                <w:rFonts w:ascii="Courier New" w:cs="Courier New" w:eastAsia="Courier New" w:hAnsi="Courier New"/>
+                <w:sz w:val="18"/>
+                <w:szCs w:val="18"/>
+              </w:rPr>
+              <w:t xml:space="preserve"> </w:t>
+            </w:r>
+          </w:p>
+          <w:p>
+            <w:pPr>
+              <w:spacing w:after="20"/>
+            </w:pPr>
+            <w:r>
+              <w:rPr>
+                <w:rFonts w:ascii="Courier New" w:cs="Courier New" w:eastAsia="Courier New" w:hAnsi="Courier New"/>
+                <w:sz w:val="18"/>
+                <w:szCs w:val="18"/>
+              </w:rPr>
+              <w:t xml:space="preserve"> </w:t>
             </w:r>
           </w:p>
           <w:p>
@@ -1097,20 +1841,20 @@
                 <w:sz w:val="18"/>
                 <w:szCs w:val="18"/>
               </w:rPr>
-              <w:t xml:space="preserve"># Example 3: Generator vs. list (memory comparison)</w:t>
-            </w:r>
-          </w:p>
-          <w:p>
-            <w:pPr>
-              <w:spacing w:after="20"/>
-            </w:pPr>
-            <w:r>
-              <w:rPr>
-                <w:rFonts w:ascii="Courier New" w:cs="Courier New" w:eastAsia="Courier New" w:hAnsi="Courier New"/>
-                <w:sz w:val="18"/>
-                <w:szCs w:val="18"/>
-              </w:rPr>
-              <w:t xml:space="preserve"># Bad: Creates entire list in memory</w:t>
+              <w:t xml:space="preserve"> </w:t>
+            </w:r>
+          </w:p>
+          <w:p>
+            <w:pPr>
+              <w:spacing w:after="20"/>
+            </w:pPr>
+            <w:r>
+              <w:rPr>
+                <w:rFonts w:ascii="Courier New" w:cs="Courier New" w:eastAsia="Courier New" w:hAnsi="Courier New"/>
+                <w:sz w:val="18"/>
+                <w:szCs w:val="18"/>
+              </w:rPr>
+              <w:t xml:space="preserve"> </w:t>
             </w:r>
           </w:p>
           <w:p>
@@ -1201,7 +1945,7 @@
                 <w:sz w:val="18"/>
                 <w:szCs w:val="18"/>
               </w:rPr>
-              <w:t xml:space="preserve"># Good: Creates values on demand</w:t>
+              <w:t xml:space="preserve"> </w:t>
             </w:r>
           </w:p>
           <w:p>
@@ -1266,7 +2010,7 @@
                 <w:sz w:val="18"/>
                 <w:szCs w:val="18"/>
               </w:rPr>
-              <w:t xml:space="preserve"># For small n, doesn't matter. For large n, generator is much better.</w:t>
+              <w:t xml:space="preserve"> </w:t>
             </w:r>
           </w:p>
           <w:p>
@@ -1305,7 +2049,7 @@
                 <w:sz w:val="18"/>
                 <w:szCs w:val="18"/>
               </w:rPr>
-              <w:t xml:space="preserve"># Example 4: Infinite sequence</w:t>
+              <w:t xml:space="preserve"> </w:t>
             </w:r>
           </w:p>
           <w:p>
@@ -1448,7 +2192,7 @@
                 <w:sz w:val="18"/>
                 <w:szCs w:val="18"/>
               </w:rPr>
-              <w:t xml:space="preserve"># Example 5: Fibonacci generator</w:t>
+              <w:t xml:space="preserve"> </w:t>
             </w:r>
           </w:p>
           <w:p>
@@ -1578,20 +2322,20 @@
                 <w:sz w:val="18"/>
                 <w:szCs w:val="18"/>
               </w:rPr>
-              <w:t xml:space="preserve"># Example 6: Generator expression (like list comprehension but lazy)</w:t>
-            </w:r>
-          </w:p>
-          <w:p>
-            <w:pPr>
-              <w:spacing w:after="20"/>
-            </w:pPr>
-            <w:r>
-              <w:rPr>
-                <w:rFonts w:ascii="Courier New" w:cs="Courier New" w:eastAsia="Courier New" w:hAnsi="Courier New"/>
-                <w:sz w:val="18"/>
-                <w:szCs w:val="18"/>
-              </w:rPr>
-              <w:t xml:space="preserve"># List comprehension: computes all values at once</w:t>
+              <w:t xml:space="preserve"> </w:t>
+            </w:r>
+          </w:p>
+          <w:p>
+            <w:pPr>
+              <w:spacing w:after="20"/>
+            </w:pPr>
+            <w:r>
+              <w:rPr>
+                <w:rFonts w:ascii="Courier New" w:cs="Courier New" w:eastAsia="Courier New" w:hAnsi="Courier New"/>
+                <w:sz w:val="18"/>
+                <w:szCs w:val="18"/>
+              </w:rPr>
+              <w:t xml:space="preserve"> </w:t>
             </w:r>
           </w:p>
           <w:p>
@@ -1643,7 +2387,7 @@
                 <w:sz w:val="18"/>
                 <w:szCs w:val="18"/>
               </w:rPr>
-              <w:t xml:space="preserve"># Generator expression: computes on demand</w:t>
+              <w:t xml:space="preserve"> </w:t>
             </w:r>
           </w:p>
           <w:p>
@@ -1721,7 +2465,7 @@
                 <w:sz w:val="18"/>
                 <w:szCs w:val="18"/>
               </w:rPr>
-              <w:t xml:space="preserve"># Example 7: Generator for reading large files line by line</w:t>
+              <w:t xml:space="preserve"> </w:t>
             </w:r>
           </w:p>
           <w:p>
@@ -1799,59 +2543,59 @@
                 <w:sz w:val="18"/>
                 <w:szCs w:val="18"/>
               </w:rPr>
-              <w:t xml:space="preserve"># Usage: Process one line at a time, no need to load entire file</w:t>
-            </w:r>
-          </w:p>
-          <w:p>
-            <w:pPr>
-              <w:spacing w:after="20"/>
-            </w:pPr>
-            <w:r>
-              <w:rPr>
-                <w:rFonts w:ascii="Courier New" w:cs="Courier New" w:eastAsia="Courier New" w:hAnsi="Courier New"/>
-                <w:sz w:val="18"/>
-                <w:szCs w:val="18"/>
-              </w:rPr>
-              <w:t xml:space="preserve"># for line in read_large_file("large_file.txt"):</w:t>
-            </w:r>
-          </w:p>
-          <w:p>
-            <w:pPr>
-              <w:spacing w:after="20"/>
-            </w:pPr>
-            <w:r>
-              <w:rPr>
-                <w:rFonts w:ascii="Courier New" w:cs="Courier New" w:eastAsia="Courier New" w:hAnsi="Courier New"/>
-                <w:sz w:val="18"/>
-                <w:szCs w:val="18"/>
-              </w:rPr>
-              <w:t xml:space="preserve">#     process(line)</w:t>
-            </w:r>
-          </w:p>
-          <w:p>
-            <w:pPr>
-              <w:spacing w:after="20"/>
-            </w:pPr>
-            <w:r>
-              <w:rPr>
-                <w:rFonts w:ascii="Courier New" w:cs="Courier New" w:eastAsia="Courier New" w:hAnsi="Courier New"/>
-                <w:sz w:val="18"/>
-                <w:szCs w:val="18"/>
-              </w:rPr>
-              <w:t xml:space="preserve"> </w:t>
-            </w:r>
-          </w:p>
-          <w:p>
-            <w:pPr>
-              <w:spacing w:after="20"/>
-            </w:pPr>
-            <w:r>
-              <w:rPr>
-                <w:rFonts w:ascii="Courier New" w:cs="Courier New" w:eastAsia="Courier New" w:hAnsi="Courier New"/>
-                <w:sz w:val="18"/>
-                <w:szCs w:val="18"/>
-              </w:rPr>
-              <w:t xml:space="preserve"># Example 8: Generator with send() (two-way communication)</w:t>
+              <w:t xml:space="preserve"> </w:t>
+            </w:r>
+          </w:p>
+          <w:p>
+            <w:pPr>
+              <w:spacing w:after="20"/>
+            </w:pPr>
+            <w:r>
+              <w:rPr>
+                <w:rFonts w:ascii="Courier New" w:cs="Courier New" w:eastAsia="Courier New" w:hAnsi="Courier New"/>
+                <w:sz w:val="18"/>
+                <w:szCs w:val="18"/>
+              </w:rPr>
+              <w:t xml:space="preserve"> </w:t>
+            </w:r>
+          </w:p>
+          <w:p>
+            <w:pPr>
+              <w:spacing w:after="20"/>
+            </w:pPr>
+            <w:r>
+              <w:rPr>
+                <w:rFonts w:ascii="Courier New" w:cs="Courier New" w:eastAsia="Courier New" w:hAnsi="Courier New"/>
+                <w:sz w:val="18"/>
+                <w:szCs w:val="18"/>
+              </w:rPr>
+              <w:t xml:space="preserve"> </w:t>
+            </w:r>
+          </w:p>
+          <w:p>
+            <w:pPr>
+              <w:spacing w:after="20"/>
+            </w:pPr>
+            <w:r>
+              <w:rPr>
+                <w:rFonts w:ascii="Courier New" w:cs="Courier New" w:eastAsia="Courier New" w:hAnsi="Courier New"/>
+                <w:sz w:val="18"/>
+                <w:szCs w:val="18"/>
+              </w:rPr>
+              <w:t xml:space="preserve"> </w:t>
+            </w:r>
+          </w:p>
+          <w:p>
+            <w:pPr>
+              <w:spacing w:after="20"/>
+            </w:pPr>
+            <w:r>
+              <w:rPr>
+                <w:rFonts w:ascii="Courier New" w:cs="Courier New" w:eastAsia="Courier New" w:hAnsi="Courier New"/>
+                <w:sz w:val="18"/>
+                <w:szCs w:val="18"/>
+              </w:rPr>
+              <w:t xml:space="preserve"> </w:t>
             </w:r>
           </w:p>
           <w:p>
@@ -2007,7 +2751,7 @@
                 <w:sz w:val="18"/>
                 <w:szCs w:val="18"/>
               </w:rPr>
-              <w:t xml:space="preserve"># Example 9: Pipeline with generators</w:t>
+              <w:t xml:space="preserve"> </w:t>
             </w:r>
           </w:p>
           <w:p>
@@ -2189,7 +2933,7 @@
                 <w:sz w:val="18"/>
                 <w:szCs w:val="18"/>
               </w:rPr>
-              <w:t xml:space="preserve"># Chain generators together (very efficient!)</w:t>
+              <w:t xml:space="preserve"> </w:t>
             </w:r>
           </w:p>
           <w:p>
@@ -2241,7 +2985,7 @@
                 <w:sz w:val="18"/>
                 <w:szCs w:val="18"/>
               </w:rPr>
-              <w:t xml:space="preserve"># Example 10: Range alternative using generators</w:t>
+              <w:t xml:space="preserve"> </w:t>
             </w:r>
           </w:p>
           <w:p>
@@ -2769,19 +3513,6 @@
                 <w:sz w:val="18"/>
                 <w:szCs w:val="18"/>
               </w:rPr>
-              <w:t xml:space="preserve"># Original: [x * 2 for x in range(5)]</w:t>
-            </w:r>
-          </w:p>
-          <w:p>
-            <w:pPr>
-              <w:spacing w:after="20"/>
-            </w:pPr>
-            <w:r>
-              <w:rPr>
-                <w:rFonts w:ascii="Courier New" w:cs="Courier New" w:eastAsia="Courier New" w:hAnsi="Courier New"/>
-                <w:sz w:val="18"/>
-                <w:szCs w:val="18"/>
-              </w:rPr>
               <w:t xml:space="preserve">gen = (x * 2 for x in range(5))</w:t>
             </w:r>
           </w:p>
@@ -2849,19 +3580,6 @@
                 <w:sz w:val="18"/>
                 <w:szCs w:val="18"/>
               </w:rPr>
-              <w:t xml:space="preserve"># Beginner</w:t>
-            </w:r>
-          </w:p>
-          <w:p>
-            <w:pPr>
-              <w:spacing w:after="20"/>
-            </w:pPr>
-            <w:r>
-              <w:rPr>
-                <w:rFonts w:ascii="Courier New" w:cs="Courier New" w:eastAsia="Courier New" w:hAnsi="Courier New"/>
-                <w:sz w:val="18"/>
-                <w:szCs w:val="18"/>
-              </w:rPr>
               <w:t xml:space="preserve">def even_numbers(limit):</w:t>
             </w:r>
           </w:p>
@@ -2966,7 +3684,7 @@
                 <w:sz w:val="18"/>
                 <w:szCs w:val="18"/>
               </w:rPr>
-              <w:t xml:space="preserve"># Intermediate</w:t>
+              <w:t xml:space="preserve"> </w:t>
             </w:r>
           </w:p>
           <w:p>
@@ -3096,7 +3814,7 @@
                 <w:sz w:val="18"/>
                 <w:szCs w:val="18"/>
               </w:rPr>
-              <w:t xml:space="preserve"># Challenge</w:t>
+              <w:t xml:space="preserve"> </w:t>
             </w:r>
           </w:p>
           <w:p>

--- a/Coding 2 - year/Unit 3 - Advanced Functions & Algorithms/Daily Lesson Plans/Word/Day 14.docx
+++ b/Coding 2 - year/Unit 3 - Advanced Functions & Algorithms/Daily Lesson Plans/Word/Day 14.docx
@@ -380,7 +380,7 @@
                 <w:sz w:val="20"/>
                 <w:szCs w:val="20"/>
               </w:rPr>
-              <w:t xml:space="preserve">    What do you already know about how to write generator functions using yield to create iterators that produce values on-demand (lazy evaluation)?</w:t>
+              <w:t xml:space="preserve">    If you had to write generator functions using yield to create iterators that produce values on-demand (lazy evaluation), what would be the very first line of code you'd write? Why?</w:t>
             </w:r>
             <w:r>
               <w:rPr>
@@ -477,7 +477,7 @@
                 <w:sz w:val="20"/>
                 <w:szCs w:val="20"/>
               </w:rPr>
-              <w:t xml:space="preserve">Today's Goal: By the end of class you will be able to write generator functions using yield to create iterators that produce values on-demand (lazy evaluation).</w:t>
+              <w:t xml:space="preserve">Today’s Goal: By the end of class you will be able to write generator functions using yield to create iterators that produce values on-demand (lazy evaluation).</w:t>
             </w:r>
             <w:r>
               <w:rPr>
@@ -1261,7 +1261,7 @@
                 <w:sz w:val="20"/>
                 <w:szCs w:val="20"/>
               </w:rPr>
-              <w:t xml:space="preserve">Quick Check: Write generator functions using yield to create iterators that produce values on-demand (lazy evaluation)?</w:t>
+              <w:t xml:space="preserve">Without looking at your notes, write pseudocode showing how to write generator functions using yield to create iterators that produce values on-demand (lazy evaluation).</w:t>
             </w:r>
             <w:r>
               <w:rPr>

--- a/Coding 2 - year/Unit 3 - Advanced Functions & Algorithms/Daily Lesson Plans/Word/Day 14.docx
+++ b/Coding 2 - year/Unit 3 - Advanced Functions & Algorithms/Daily Lesson Plans/Word/Day 14.docx
@@ -1125,6 +1125,19 @@
             <w:r>
               <w:rPr>
                 <w:rFonts w:ascii="Arial" w:cs="Arial" w:eastAsia="Arial" w:hAnsi="Arial"/>
+                <w:b/>
+                <w:bCs/>
+                <w:i w:val="false"/>
+                <w:iCs w:val="false"/>
+                <w:color w:val="000000"/>
+                <w:sz w:val="20"/>
+                <w:szCs w:val="20"/>
+              </w:rPr>
+              <w:t xml:space="preserve">    Beginner: </w:t>
+            </w:r>
+            <w:r>
+              <w:rPr>
+                <w:rFonts w:ascii="Arial" w:cs="Arial" w:eastAsia="Arial" w:hAnsi="Arial"/>
                 <w:b w:val="false"/>
                 <w:bCs w:val="false"/>
                 <w:i w:val="false"/>
@@ -1133,7 +1146,77 @@
                 <w:sz w:val="20"/>
                 <w:szCs w:val="20"/>
               </w:rPr>
-              <w:t xml:space="preserve">    Work through problems from the day's exercise set.</w:t>
+              <w:t xml:space="preserve">Write a generator that yields all even numbers up to a given limit.</w:t>
+            </w:r>
+            <w:r>
+              <w:rPr>
+                <w:rFonts w:ascii="Arial" w:cs="Arial" w:eastAsia="Arial" w:hAnsi="Arial"/>
+                <w:sz w:val="20"/>
+                <w:szCs w:val="20"/>
+              </w:rPr>
+              <w:br/>
+              <w:t xml:space="preserve"/>
+            </w:r>
+            <w:r>
+              <w:rPr>
+                <w:rFonts w:ascii="Arial" w:cs="Arial" w:eastAsia="Arial" w:hAnsi="Arial"/>
+                <w:b/>
+                <w:bCs/>
+                <w:i w:val="false"/>
+                <w:iCs w:val="false"/>
+                <w:color w:val="000000"/>
+                <w:sz w:val="20"/>
+                <w:szCs w:val="20"/>
+              </w:rPr>
+              <w:t xml:space="preserve">    Intermediate: </w:t>
+            </w:r>
+            <w:r>
+              <w:rPr>
+                <w:rFonts w:ascii="Arial" w:cs="Arial" w:eastAsia="Arial" w:hAnsi="Arial"/>
+                <w:b w:val="false"/>
+                <w:bCs w:val="false"/>
+                <w:i w:val="false"/>
+                <w:iCs w:val="false"/>
+                <w:color w:val="000000"/>
+                <w:sz w:val="20"/>
+                <w:szCs w:val="20"/>
+              </w:rPr>
+              <w:t xml:space="preserve">Write a generator that reads lines from a list and yields only non-empty lines.</w:t>
+            </w:r>
+            <w:r>
+              <w:rPr>
+                <w:rFonts w:ascii="Arial" w:cs="Arial" w:eastAsia="Arial" w:hAnsi="Arial"/>
+                <w:sz w:val="20"/>
+                <w:szCs w:val="20"/>
+              </w:rPr>
+              <w:br/>
+              <w:t xml:space="preserve"/>
+            </w:r>
+            <w:r>
+              <w:rPr>
+                <w:rFonts w:ascii="Arial" w:cs="Arial" w:eastAsia="Arial" w:hAnsi="Arial"/>
+                <w:b/>
+                <w:bCs/>
+                <w:i w:val="false"/>
+                <w:iCs w:val="false"/>
+                <w:color w:val="000000"/>
+                <w:sz w:val="20"/>
+                <w:szCs w:val="20"/>
+              </w:rPr>
+              <w:t xml:space="preserve">    Challenge: </w:t>
+            </w:r>
+            <w:r>
+              <w:rPr>
+                <w:rFonts w:ascii="Arial" w:cs="Arial" w:eastAsia="Arial" w:hAnsi="Arial"/>
+                <w:b w:val="false"/>
+                <w:bCs w:val="false"/>
+                <w:i w:val="false"/>
+                <w:iCs w:val="false"/>
+                <w:color w:val="000000"/>
+                <w:sz w:val="20"/>
+                <w:szCs w:val="20"/>
+              </w:rPr>
+              <w:t xml:space="preserve">Write a generator pipeline that filters and transforms data. For example: generate numbers, filter evens, square them, and return only those…</w:t>
             </w:r>
             <w:r>
               <w:rPr>
@@ -4121,6 +4204,94 @@
       <w:pPr>
         <w:spacing w:after="160"/>
       </w:pPr>
+    </w:p>
+    <w:p>
+      <w:pPr>
+        <w:pBdr>
+          <w:bottom w:val="single" w:color="1B7A4A" w:sz="4" w:space="4"/>
+        </w:pBdr>
+        <w:spacing w:after="100" w:before="120"/>
+      </w:pPr>
+      <w:r>
+        <w:rPr>
+          <w:rFonts w:ascii="Arial" w:cs="Arial" w:eastAsia="Arial" w:hAnsi="Arial"/>
+          <w:b/>
+          <w:bCs/>
+          <w:color w:val="1B7A4A"/>
+          <w:sz w:val="24"/>
+          <w:szCs w:val="24"/>
+        </w:rPr>
+        <w:t xml:space="preserve">Practice Problems</w:t>
+      </w:r>
+    </w:p>
+    <w:p>
+      <w:pPr>
+        <w:spacing w:after="80"/>
+      </w:pPr>
+      <w:r>
+        <w:rPr>
+          <w:rFonts w:ascii="Arial" w:cs="Arial" w:eastAsia="Arial" w:hAnsi="Arial"/>
+          <w:b/>
+          <w:bCs/>
+          <w:sz w:val="20"/>
+          <w:szCs w:val="20"/>
+        </w:rPr>
+        <w:t xml:space="preserve">Problem 1: </w:t>
+      </w:r>
+      <w:r>
+        <w:rPr>
+          <w:rFonts w:ascii="Arial" w:cs="Arial" w:eastAsia="Arial" w:hAnsi="Arial"/>
+          <w:sz w:val="20"/>
+          <w:szCs w:val="20"/>
+        </w:rPr>
+        <w:t xml:space="preserve">Beginner:  Write a generator that yields all even numbers up to a given limit.</w:t>
+      </w:r>
+    </w:p>
+    <w:p>
+      <w:pPr>
+        <w:spacing w:after="80"/>
+      </w:pPr>
+      <w:r>
+        <w:rPr>
+          <w:rFonts w:ascii="Arial" w:cs="Arial" w:eastAsia="Arial" w:hAnsi="Arial"/>
+          <w:b/>
+          <w:bCs/>
+          <w:sz w:val="20"/>
+          <w:szCs w:val="20"/>
+        </w:rPr>
+        <w:t xml:space="preserve">Problem 2: </w:t>
+      </w:r>
+      <w:r>
+        <w:rPr>
+          <w:rFonts w:ascii="Arial" w:cs="Arial" w:eastAsia="Arial" w:hAnsi="Arial"/>
+          <w:sz w:val="20"/>
+          <w:szCs w:val="20"/>
+        </w:rPr>
+        <w:t xml:space="preserve">Intermediate:  Write a generator that reads lines from a list and yields only non-empty lines.</w:t>
+      </w:r>
+    </w:p>
+    <w:p>
+      <w:pPr>
+        <w:spacing w:after="80"/>
+      </w:pPr>
+      <w:r>
+        <w:rPr>
+          <w:rFonts w:ascii="Arial" w:cs="Arial" w:eastAsia="Arial" w:hAnsi="Arial"/>
+          <w:b/>
+          <w:bCs/>
+          <w:sz w:val="20"/>
+          <w:szCs w:val="20"/>
+        </w:rPr>
+        <w:t xml:space="preserve">Problem 3: </w:t>
+      </w:r>
+      <w:r>
+        <w:rPr>
+          <w:rFonts w:ascii="Arial" w:cs="Arial" w:eastAsia="Arial" w:hAnsi="Arial"/>
+          <w:sz w:val="20"/>
+          <w:szCs w:val="20"/>
+        </w:rPr>
+        <w:t xml:space="preserve">Challenge:  Write a generator pipeline that filters and transforms data. For example: generate numbers, filter evens, square them, and return only those &lt; 100.</w:t>
+      </w:r>
     </w:p>
     <w:p>
       <w:pPr>
